--- a/docs/spotlight/Charlotte_Spotlight_Agreement_Aug21_for_attorney.docx
+++ b/docs/spotlight/Charlotte_Spotlight_Agreement_Aug21_for_attorney.docx
@@ -444,7 +444,25 @@
           <w:sz w:val="21"/>
           <w:szCs w:val="21"/>
         </w:rPr>
-        <w:t xml:space="preserve">Filming on the client’s premises. Should the agreement add anything about releases for staff or customers on camera, or liability while the crew is on site?</w:t>
+        <w:t xml:space="preserve">Filming on the client’s premises. Should the agreement add anything about liability while the crew is on site?</w:t>
+      </w:r>
+    </w:p>
+    <w:p>
+      <w:pPr>
+        <w:pStyle w:val="ListParagraph"/>
+        <w:numPr>
+          <w:ilvl w:val="0"/>
+          <w:numId w:val="3"/>
+        </w:numPr>
+        <w:spacing w:after="90" w:before="0" w:line="276"/>
+      </w:pPr>
+      <w:r>
+        <w:rPr>
+          <w:rFonts w:ascii="Arial" w:cs="Arial" w:eastAsia="Arial" w:hAnsi="Arial"/>
+          <w:sz w:val="21"/>
+          <w:szCs w:val="21"/>
+        </w:rPr>
+        <w:t xml:space="preserve">The appearance release (Appendix, last page). Everyone on camera — owner, staff, customers — signs it on a web form: first name, last name, email, and a checkbox; the OS stores each signature with the exact text agreed to, the time, and the device. Is a checkbox signature enough for a release? Should the release name the same legal entity as the agreement? Is the release-of-claims sentence right, and should it be irrevocable? How should minors be handled (the form currently asks signers to confirm they’re 18+ and tells anyone younger to have a parent or guardian sign)?</w:t>
       </w:r>
     </w:p>
     <w:p>
@@ -983,6 +1001,236 @@
           <w:szCs w:val="21"/>
         </w:rPr>
         <w:t xml:space="preserve">	Date: ______________</w:t>
+      </w:r>
+    </w:p>
+    <w:p>
+      <w:r>
+        <w:br w:type="page"/>
+      </w:r>
+    </w:p>
+    <w:p>
+      <w:pPr>
+        <w:spacing w:after="80" w:before="0" w:line="276"/>
+      </w:pPr>
+      <w:r>
+        <w:rPr>
+          <w:rFonts w:ascii="Arial" w:cs="Arial" w:eastAsia="Arial" w:hAnsi="Arial"/>
+          <w:b/>
+          <w:bCs/>
+          <w:sz w:val="26"/>
+          <w:szCs w:val="26"/>
+        </w:rPr>
+        <w:t xml:space="preserve">APPENDIX — APPEARANCE RELEASE (DRAFT)</w:t>
+      </w:r>
+    </w:p>
+    <w:p>
+      <w:pPr>
+        <w:spacing w:after="200" w:before="0" w:line="276"/>
+      </w:pPr>
+      <w:r>
+        <w:rPr>
+          <w:rFonts w:ascii="Arial" w:cs="Arial" w:eastAsia="Arial" w:hAnsi="Arial"/>
+          <w:i/>
+          <w:iCs/>
+          <w:color w:val="555555"/>
+          <w:sz w:val="19"/>
+          <w:szCs w:val="19"/>
+        </w:rPr>
+        <w:t xml:space="preserve">Signed on the web by everyone who appears on camera, from a link unique to each business. Drafted in plain English for this review — not legal advice.</w:t>
+      </w:r>
+    </w:p>
+    <w:p>
+      <w:pPr>
+        <w:spacing w:after="100" w:before="0" w:line="276"/>
+      </w:pPr>
+      <w:r>
+        <w:rPr>
+          <w:rFonts w:ascii="Arial" w:cs="Arial" w:eastAsia="Arial" w:hAnsi="Arial"/>
+          <w:b/>
+          <w:bCs/>
+          <w:sz w:val="21"/>
+          <w:szCs w:val="21"/>
+        </w:rPr>
+        <w:t xml:space="preserve">CHARLOTTE SPOTLIGHT — APPEARANCE RELEASE</w:t>
+      </w:r>
+    </w:p>
+    <w:p>
+      <w:pPr>
+        <w:spacing w:after="120" w:before="0" w:line="276"/>
+      </w:pPr>
+      <w:r>
+        <w:rPr>
+          <w:rFonts w:ascii="Arial" w:cs="Arial" w:eastAsia="Arial" w:hAnsi="Arial"/>
+          <w:sz w:val="21"/>
+          <w:szCs w:val="21"/>
+        </w:rPr>
+        <w:t xml:space="preserve">Business being filmed: [Business name]</w:t>
+      </w:r>
+    </w:p>
+    <w:p>
+      <w:pPr>
+        <w:spacing w:after="120" w:before="0" w:line="276"/>
+      </w:pPr>
+      <w:r>
+        <w:rPr>
+          <w:rFonts w:ascii="Arial" w:cs="Arial" w:eastAsia="Arial" w:hAnsi="Arial"/>
+          <w:sz w:val="21"/>
+          <w:szCs w:val="21"/>
+        </w:rPr>
+        <w:t xml:space="preserve">By signing below, I agree that Creative Impact and [Business name] may film, photograph, and record me, and may use my name, image, likeness, voice, and anything I say on camera (together, "my appearance") in the Charlotte Spotlight — the episode, [Business name]'s own videos and commercials, and the promotion of both — in any media, including websites, social media, streaming, broadcast, and paid advertising, anywhere and without a time limit.</w:t>
+      </w:r>
+    </w:p>
+    <w:p>
+      <w:pPr>
+        <w:spacing w:after="120" w:before="0" w:line="276"/>
+      </w:pPr>
+      <w:r>
+        <w:rPr>
+          <w:rFonts w:ascii="Arial" w:cs="Arial" w:eastAsia="Arial" w:hAnsi="Arial"/>
+          <w:sz w:val="21"/>
+          <w:szCs w:val="21"/>
+        </w:rPr>
+        <w:t xml:space="preserve">I understand that:</w:t>
+      </w:r>
+    </w:p>
+    <w:p>
+      <w:pPr>
+        <w:pStyle w:val="ListParagraph"/>
+        <w:numPr>
+          <w:ilvl w:val="0"/>
+          <w:numId w:val="2"/>
+        </w:numPr>
+        <w:spacing w:after="60" w:before="0" w:line="276"/>
+      </w:pPr>
+      <w:r>
+        <w:rPr>
+          <w:rFonts w:ascii="Arial" w:cs="Arial" w:eastAsia="Arial" w:hAnsi="Arial"/>
+          <w:sz w:val="21"/>
+          <w:szCs w:val="21"/>
+        </w:rPr>
+        <w:t xml:space="preserve">I'm appearing voluntarily, and I'm not being paid for my appearance, now or later.</w:t>
+      </w:r>
+    </w:p>
+    <w:p>
+      <w:pPr>
+        <w:pStyle w:val="ListParagraph"/>
+        <w:numPr>
+          <w:ilvl w:val="0"/>
+          <w:numId w:val="2"/>
+        </w:numPr>
+        <w:spacing w:after="60" w:before="0" w:line="276"/>
+      </w:pPr>
+      <w:r>
+        <w:rPr>
+          <w:rFonts w:ascii="Arial" w:cs="Arial" w:eastAsia="Arial" w:hAnsi="Arial"/>
+          <w:sz w:val="21"/>
+          <w:szCs w:val="21"/>
+        </w:rPr>
+        <w:t xml:space="preserve">Creative Impact owns the footage and decides how it's edited. I don't approve the final cut.</w:t>
+      </w:r>
+    </w:p>
+    <w:p>
+      <w:pPr>
+        <w:pStyle w:val="ListParagraph"/>
+        <w:numPr>
+          <w:ilvl w:val="0"/>
+          <w:numId w:val="2"/>
+        </w:numPr>
+        <w:spacing w:after="60" w:before="0" w:line="276"/>
+      </w:pPr>
+      <w:r>
+        <w:rPr>
+          <w:rFonts w:ascii="Arial" w:cs="Arial" w:eastAsia="Arial" w:hAnsi="Arial"/>
+          <w:sz w:val="21"/>
+          <w:szCs w:val="21"/>
+        </w:rPr>
+        <w:t xml:space="preserve">My appearance may be edited, shortened, or combined with other footage, music, and text — but it won't be used to put words in my mouth, or to endorse any product or business other than [Business name] and the Charlotte Spotlight.</w:t>
+      </w:r>
+    </w:p>
+    <w:p>
+      <w:pPr>
+        <w:pStyle w:val="ListParagraph"/>
+        <w:numPr>
+          <w:ilvl w:val="0"/>
+          <w:numId w:val="2"/>
+        </w:numPr>
+        <w:spacing w:after="60" w:before="0" w:line="276"/>
+      </w:pPr>
+      <w:r>
+        <w:rPr>
+          <w:rFonts w:ascii="Arial" w:cs="Arial" w:eastAsia="Arial" w:hAnsi="Arial"/>
+          <w:sz w:val="21"/>
+          <w:szCs w:val="21"/>
+        </w:rPr>
+        <w:t xml:space="preserve">Once a video is published, other people can share it in ways no one can fully pull back.</w:t>
+      </w:r>
+    </w:p>
+    <w:p>
+      <w:pPr>
+        <w:spacing w:after="120" w:before="0" w:line="276"/>
+      </w:pPr>
+      <w:r>
+        <w:rPr>
+          <w:rFonts w:ascii="Arial" w:cs="Arial" w:eastAsia="Arial" w:hAnsi="Arial"/>
+          <w:sz w:val="21"/>
+          <w:szCs w:val="21"/>
+        </w:rPr>
+        <w:t xml:space="preserve">I release Creative Impact and [Business name] from claims based on using my appearance the way this release allows, such as claims over privacy or the use of my name and likeness.</w:t>
+      </w:r>
+    </w:p>
+    <w:p>
+      <w:pPr>
+        <w:spacing w:after="120" w:before="0" w:line="276"/>
+      </w:pPr>
+      <w:r>
+        <w:rPr>
+          <w:rFonts w:ascii="Arial" w:cs="Arial" w:eastAsia="Arial" w:hAnsi="Arial"/>
+          <w:sz w:val="21"/>
+          <w:szCs w:val="21"/>
+        </w:rPr>
+        <w:t xml:space="preserve">I am 18 or older. (Under 18? Please don't sign — a parent or guardian needs to sign for you. Let the crew know.)</w:t>
+      </w:r>
+    </w:p>
+    <w:p>
+      <w:pPr>
+        <w:spacing w:after="120" w:before="0" w:line="276"/>
+      </w:pPr>
+      <w:r>
+        <w:rPr>
+          <w:rFonts w:ascii="Arial" w:cs="Arial" w:eastAsia="Arial" w:hAnsi="Arial"/>
+          <w:sz w:val="21"/>
+          <w:szCs w:val="21"/>
+        </w:rPr>
+        <w:t xml:space="preserve">Questions about how you appear: hello@creativeimpactmedia.co</w:t>
+      </w:r>
+    </w:p>
+    <w:p>
+      <w:pPr>
+        <w:spacing w:after="60" w:before="160" w:line="276"/>
+      </w:pPr>
+      <w:r>
+        <w:rPr>
+          <w:rFonts w:ascii="Arial" w:cs="Arial" w:eastAsia="Arial" w:hAnsi="Arial"/>
+          <w:color w:val="555555"/>
+          <w:sz w:val="19"/>
+          <w:szCs w:val="19"/>
+        </w:rPr>
+        <w:t xml:space="preserve">Fields: First name · Last name · Email address</w:t>
+      </w:r>
+    </w:p>
+    <w:p>
+      <w:pPr>
+        <w:spacing w:after="60" w:before="0" w:line="276"/>
+      </w:pPr>
+      <w:r>
+        <w:rPr>
+          <w:rFonts w:ascii="Arial" w:cs="Arial" w:eastAsia="Arial" w:hAnsi="Arial"/>
+          <w:b/>
+          <w:bCs/>
+          <w:sz w:val="21"/>
+          <w:szCs w:val="21"/>
+        </w:rPr>
+        <w:t xml:space="preserve">[ ] I've read the release above. I'm 18 or older, and I agree to it.</w:t>
       </w:r>
     </w:p>
     <w:sectPr>
